--- a/00-首页/题组Word/第二轮习题集/第二轮习题集-元素与分析二-学生版-打印版.docx
+++ b/00-首页/题组Word/第二轮习题集/第二轮习题集-元素与分析二-学生版-打印版.docx
@@ -1359,7 +1359,7 @@
         <m:sSubSup>
           <m:e>
             <m:r>
-              <m:t>​</m:t>
+              <m:t xml:space="preserve"> </m:t>
             </m:r>
           </m:e>
           <m:sub>
@@ -1442,7 +1442,7 @@
             <m:sSup>
               <m:e>
                 <m:r>
-                  <m:t>​</m:t>
+                  <m:t xml:space="preserve"> </m:t>
                 </m:r>
               </m:e>
               <m:sup>
@@ -1508,7 +1508,7 @@
             <m:sSup>
               <m:e>
                 <m:r>
-                  <m:t>​</m:t>
+                  <m:t xml:space="preserve"> </m:t>
                 </m:r>
               </m:e>
               <m:sup>
@@ -7210,7 +7210,7 @@
           </m:accPr>
           <m:e>
             <m:r>
-              <m:t>​</m:t>
+              <m:t xml:space="preserve"> </m:t>
             </m:r>
           </m:e>
         </m:acc>
@@ -7222,7 +7222,7 @@
           </m:e>
           <m:sub>
             <m:r>
-              <m:t>​</m:t>
+              <m:t xml:space="preserve"> </m:t>
             </m:r>
           </m:sub>
         </m:sSub>

--- a/00-首页/题组Word/第二轮习题集/第二轮习题集-元素与分析二-学生版-打印版.docx
+++ b/00-首页/题组Word/第二轮习题集/第二轮习题集-元素与分析二-学生版-打印版.docx
@@ -1719,8 +1719,8 @@
     <w:p>
       <w:pPr>
         <w:pStyle w:val="BodyText"/>
+        <w:spacing w:before="0" w:after="0"/>
         <w:ind w:left="480" w:hanging="480"/>
-        <w:spacing w:after="0"/>
       </w:pPr>
       <w:r>
         <w:rPr>
@@ -1816,8 +1816,8 @@
     <w:p>
       <w:pPr>
         <w:pStyle w:val="BodyText"/>
+        <w:spacing w:before="0" w:after="0"/>
         <w:ind w:left="480" w:hanging="480"/>
-        <w:spacing w:before="0" w:after="0"/>
       </w:pPr>
       <w:r>
         <w:rPr>
@@ -1880,8 +1880,8 @@
     <w:p>
       <w:pPr>
         <w:pStyle w:val="BodyText"/>
+        <w:spacing w:before="0" w:after="0"/>
         <w:ind w:left="480" w:hanging="480"/>
-        <w:spacing w:before="0" w:after="0"/>
       </w:pPr>
       <w:r>
         <w:rPr>
@@ -1969,8 +1969,8 @@
     <w:p>
       <w:pPr>
         <w:pStyle w:val="BodyText"/>
+        <w:spacing w:before="0" w:after="0"/>
         <w:ind w:left="480" w:hanging="480"/>
-        <w:spacing w:before="0" w:after="0"/>
       </w:pPr>
       <w:r>
         <w:rPr>
@@ -2033,8 +2033,8 @@
     <w:p>
       <w:pPr>
         <w:pStyle w:val="BodyText"/>
+        <w:spacing w:before="0" w:after="0"/>
         <w:ind w:left="480" w:hanging="480"/>
-        <w:spacing w:before="0" w:after="180"/>
       </w:pPr>
       <w:r>
         <w:rPr>
@@ -2175,8 +2175,8 @@
     <w:p>
       <w:pPr>
         <w:pStyle w:val="FirstParagraph"/>
+        <w:spacing w:before="0" w:after="0"/>
         <w:ind w:left="480" w:hanging="480"/>
-        <w:spacing w:after="0"/>
       </w:pPr>
       <w:r>
         <w:rPr>
@@ -2218,8 +2218,8 @@
     <w:p>
       <w:pPr>
         <w:pStyle w:val="FirstParagraph"/>
+        <w:spacing w:before="0" w:after="0"/>
         <w:ind w:left="480" w:hanging="480"/>
-        <w:spacing w:before="0" w:after="0"/>
       </w:pPr>
       <w:r>
         <w:rPr>
@@ -2231,8 +2231,8 @@
     <w:p>
       <w:pPr>
         <w:pStyle w:val="FirstParagraph"/>
+        <w:spacing w:before="0" w:after="0"/>
         <w:ind w:left="480" w:hanging="480"/>
-        <w:spacing w:before="0" w:after="0"/>
       </w:pPr>
       <w:r>
         <w:rPr>
@@ -2244,8 +2244,8 @@
     <w:p>
       <w:pPr>
         <w:pStyle w:val="FirstParagraph"/>
+        <w:spacing w:before="0" w:after="0"/>
         <w:ind w:left="480" w:hanging="480"/>
-        <w:spacing w:before="0" w:after="0"/>
       </w:pPr>
       <w:r>
         <w:rPr>
@@ -2257,8 +2257,8 @@
     <w:p>
       <w:pPr>
         <w:pStyle w:val="FirstParagraph"/>
+        <w:spacing w:before="0" w:after="0"/>
         <w:ind w:left="480" w:hanging="480"/>
-        <w:spacing w:before="0" w:after="180"/>
       </w:pPr>
       <w:r>
         <w:rPr>
@@ -2270,8 +2270,8 @@
     <w:p>
       <w:pPr>
         <w:pStyle w:val="BodyText"/>
+        <w:spacing w:before="0" w:after="0"/>
         <w:ind w:left="480" w:hanging="480"/>
-        <w:spacing w:after="0"/>
       </w:pPr>
       <w:r>
         <w:rPr>
@@ -2401,8 +2401,8 @@
     <w:p>
       <w:pPr>
         <w:pStyle w:val="BodyText"/>
+        <w:spacing w:before="0" w:after="0"/>
         <w:ind w:left="480" w:hanging="480"/>
-        <w:spacing w:before="0" w:after="0"/>
       </w:pPr>
       <w:r>
         <w:rPr>
@@ -2414,8 +2414,8 @@
     <w:p>
       <w:pPr>
         <w:pStyle w:val="BodyText"/>
+        <w:spacing w:before="0" w:after="0"/>
         <w:ind w:left="480" w:hanging="480"/>
-        <w:spacing w:before="0" w:after="0"/>
       </w:pPr>
       <w:r>
         <w:rPr>
@@ -2427,8 +2427,8 @@
     <w:p>
       <w:pPr>
         <w:pStyle w:val="BodyText"/>
+        <w:spacing w:before="0" w:after="0"/>
         <w:ind w:left="480" w:hanging="480"/>
-        <w:spacing w:before="0" w:after="0"/>
       </w:pPr>
       <w:r>
         <w:rPr>
@@ -2440,8 +2440,8 @@
     <w:p>
       <w:pPr>
         <w:pStyle w:val="BodyText"/>
+        <w:spacing w:before="0" w:after="0"/>
         <w:ind w:left="480" w:hanging="480"/>
-        <w:spacing w:before="0" w:after="180"/>
       </w:pPr>
       <w:r>
         <w:rPr>
@@ -2459,8 +2459,8 @@
     <w:p>
       <w:pPr>
         <w:pStyle w:val="BodyText"/>
+        <w:spacing w:before="0" w:after="0"/>
         <w:ind w:left="480" w:hanging="480"/>
-        <w:spacing w:after="0"/>
       </w:pPr>
       <w:r>
         <w:rPr>
@@ -2514,8 +2514,8 @@
     <w:p>
       <w:pPr>
         <w:pStyle w:val="BodyText"/>
+        <w:spacing w:before="0" w:after="0"/>
         <w:ind w:left="480" w:hanging="480"/>
-        <w:spacing w:before="0" w:after="0"/>
       </w:pPr>
       <w:r>
         <w:rPr>
@@ -2527,8 +2527,8 @@
     <w:p>
       <w:pPr>
         <w:pStyle w:val="BodyText"/>
+        <w:spacing w:before="0" w:after="0"/>
         <w:ind w:left="480" w:hanging="480"/>
-        <w:spacing w:before="0" w:after="0"/>
       </w:pPr>
       <w:r>
         <w:rPr>
@@ -2540,8 +2540,8 @@
     <w:p>
       <w:pPr>
         <w:pStyle w:val="BodyText"/>
+        <w:spacing w:before="0" w:after="0"/>
         <w:ind w:left="480" w:hanging="480"/>
-        <w:spacing w:before="0" w:after="0"/>
       </w:pPr>
       <w:r>
         <w:rPr>
@@ -2553,8 +2553,8 @@
     <w:p>
       <w:pPr>
         <w:pStyle w:val="BodyText"/>
+        <w:spacing w:before="0" w:after="0"/>
         <w:ind w:left="480" w:hanging="480"/>
-        <w:spacing w:before="0" w:after="180"/>
       </w:pPr>
       <w:r>
         <w:rPr>
@@ -3476,6 +3476,7 @@
     <w:p>
       <w:pPr>
         <w:pStyle w:val="Compact"/>
+        <w:spacing w:before="0" w:after="0"/>
       </w:pPr>
       <w:r>
         <w:rPr>
@@ -3506,6 +3507,7 @@
     <w:p>
       <w:pPr>
         <w:pStyle w:val="Compact"/>
+        <w:spacing w:before="0" w:after="0"/>
       </w:pPr>
       <w:r>
         <w:rPr>
@@ -3548,6 +3550,7 @@
     <w:p>
       <w:pPr>
         <w:pStyle w:val="Compact"/>
+        <w:spacing w:before="0" w:after="0"/>
       </w:pPr>
       <w:r>
         <w:rPr>
@@ -3577,6 +3580,7 @@
     <w:p>
       <w:pPr>
         <w:pStyle w:val="Compact"/>
+        <w:spacing w:before="0" w:after="0"/>
       </w:pPr>
       <w:r>
         <w:rPr>
@@ -3935,8 +3939,8 @@
     <w:p>
       <w:pPr>
         <w:pStyle w:val="FirstParagraph"/>
+        <w:spacing w:before="0" w:after="0"/>
         <w:ind w:left="480" w:hanging="480"/>
-        <w:spacing w:after="0"/>
       </w:pPr>
       <w:r>
         <w:rPr>
@@ -3960,8 +3964,8 @@
     <w:p>
       <w:pPr>
         <w:pStyle w:val="FirstParagraph"/>
+        <w:spacing w:before="0" w:after="0"/>
         <w:ind w:left="480" w:hanging="480"/>
-        <w:spacing w:before="0" w:after="0"/>
       </w:pPr>
       <w:r>
         <w:rPr>
@@ -4015,8 +4019,8 @@
     <w:p>
       <w:pPr>
         <w:pStyle w:val="FirstParagraph"/>
+        <w:spacing w:before="0" w:after="0"/>
         <w:ind w:left="480" w:hanging="480"/>
-        <w:spacing w:before="0" w:after="0"/>
       </w:pPr>
       <w:r>
         <w:rPr>
@@ -4070,8 +4074,8 @@
     <w:p>
       <w:pPr>
         <w:pStyle w:val="FirstParagraph"/>
+        <w:spacing w:before="0" w:after="0"/>
         <w:ind w:left="480" w:hanging="480"/>
-        <w:spacing w:before="0" w:after="0"/>
       </w:pPr>
       <w:r>
         <w:rPr>
@@ -4239,8 +4243,8 @@
     <w:p>
       <w:pPr>
         <w:pStyle w:val="FirstParagraph"/>
+        <w:spacing w:before="0" w:after="0"/>
         <w:ind w:left="480" w:hanging="480"/>
-        <w:spacing w:before="0" w:after="180"/>
       </w:pPr>
       <w:r>
         <w:rPr>
@@ -4892,8 +4896,8 @@
     <w:p>
       <w:pPr>
         <w:pStyle w:val="FirstParagraph"/>
+        <w:spacing w:before="0" w:after="0"/>
         <w:ind w:left="480" w:hanging="480"/>
-        <w:spacing w:after="0"/>
       </w:pPr>
       <w:r>
         <w:rPr>
@@ -4929,8 +4933,8 @@
     <w:p>
       <w:pPr>
         <w:pStyle w:val="FirstParagraph"/>
+        <w:spacing w:before="0" w:after="0"/>
         <w:ind w:left="480" w:hanging="480"/>
-        <w:spacing w:before="0" w:after="0"/>
       </w:pPr>
       <w:r>
         <w:rPr>
@@ -4968,8 +4972,8 @@
     <w:p>
       <w:pPr>
         <w:pStyle w:val="FirstParagraph"/>
+        <w:spacing w:before="0" w:after="0"/>
         <w:ind w:left="480" w:hanging="480"/>
-        <w:spacing w:before="0" w:after="0"/>
       </w:pPr>
       <w:r>
         <w:rPr>
@@ -5007,8 +5011,8 @@
     <w:p>
       <w:pPr>
         <w:pStyle w:val="FirstParagraph"/>
+        <w:spacing w:before="0" w:after="0"/>
         <w:ind w:left="480" w:hanging="480"/>
-        <w:spacing w:before="0" w:after="0"/>
       </w:pPr>
       <w:r>
         <w:rPr>
@@ -5046,8 +5050,8 @@
     <w:p>
       <w:pPr>
         <w:pStyle w:val="FirstParagraph"/>
+        <w:spacing w:before="0" w:after="0"/>
         <w:ind w:left="480" w:hanging="480"/>
-        <w:spacing w:before="0" w:after="180"/>
       </w:pPr>
       <w:r>
         <w:rPr>
@@ -10985,7 +10989,6 @@
     <w:bookmarkEnd w:id="37"/>
     <w:bookmarkEnd w:id="38"/>
     <w:sectPr>
-      <w:headerReference w:type="default" r:id="rId21"/>
       <w:footerReference w:type="default" r:id="rId9"/>
       <w:footnotePr>
         <w:numRestart w:val="eachSect"/>
@@ -11012,16 +11015,6 @@
       <w:rPr>
         <w:rFonts w:ascii="Times New Roman" w:hAnsi="Times New Roman" w:eastAsia="Times New Roman" w:cs="Times New Roman"/>
         <w:b w:val="0"/>
-        <w:color w:val="000000"/>
-        <w:sz w:val="20"/>
-      </w:rPr>
-      <w:t xml:space="preserve">第 </w:t>
-    </w:r>
-    <w:r>
-      <w:rPr>
-        <w:rFonts w:ascii="Times New Roman" w:hAnsi="Times New Roman" w:eastAsia="Times New Roman" w:cs="Times New Roman"/>
-        <w:b w:val="0"/>
-        <w:color w:val="000000"/>
         <w:sz w:val="20"/>
       </w:rPr>
       <w:fldChar w:fldCharType="begin"/>
@@ -11030,7 +11023,6 @@
       <w:rPr>
         <w:rFonts w:ascii="Times New Roman" w:hAnsi="Times New Roman" w:eastAsia="Times New Roman" w:cs="Times New Roman"/>
         <w:b w:val="0"/>
-        <w:color w:val="000000"/>
         <w:sz w:val="20"/>
       </w:rPr>
       <w:instrText xml:space="preserve"> PAGE </w:instrText>
@@ -11039,91 +11031,9 @@
       <w:rPr>
         <w:rFonts w:ascii="Times New Roman" w:hAnsi="Times New Roman" w:eastAsia="Times New Roman" w:cs="Times New Roman"/>
         <w:b w:val="0"/>
-        <w:color w:val="000000"/>
-        <w:sz w:val="20"/>
-      </w:rPr>
-      <w:fldChar w:fldCharType="separate"/>
-    </w:r>
-    <w:r>
-      <w:rPr>
-        <w:rFonts w:ascii="Times New Roman" w:hAnsi="Times New Roman" w:eastAsia="Times New Roman" w:cs="Times New Roman"/>
-        <w:b w:val="0"/>
-        <w:color w:val="000000"/>
-        <w:sz w:val="20"/>
-      </w:rPr>
-      <w:t>1</w:t>
-    </w:r>
-    <w:r>
-      <w:rPr>
-        <w:rFonts w:ascii="Times New Roman" w:hAnsi="Times New Roman" w:eastAsia="Times New Roman" w:cs="Times New Roman"/>
-        <w:b w:val="0"/>
-        <w:color w:val="000000"/>
         <w:sz w:val="20"/>
       </w:rPr>
       <w:fldChar w:fldCharType="end"/>
-    </w:r>
-    <w:r>
-      <w:rPr>
-        <w:rFonts w:ascii="Times New Roman" w:hAnsi="Times New Roman" w:eastAsia="Times New Roman" w:cs="Times New Roman"/>
-        <w:b w:val="0"/>
-        <w:color w:val="000000"/>
-        <w:sz w:val="20"/>
-      </w:rPr>
-      <w:t xml:space="preserve"> 页 / 共 </w:t>
-    </w:r>
-    <w:r>
-      <w:rPr>
-        <w:rFonts w:ascii="Times New Roman" w:hAnsi="Times New Roman" w:eastAsia="Times New Roman" w:cs="Times New Roman"/>
-        <w:b w:val="0"/>
-        <w:color w:val="000000"/>
-        <w:sz w:val="20"/>
-      </w:rPr>
-      <w:fldChar w:fldCharType="begin"/>
-    </w:r>
-    <w:r>
-      <w:rPr>
-        <w:rFonts w:ascii="Times New Roman" w:hAnsi="Times New Roman" w:eastAsia="Times New Roman" w:cs="Times New Roman"/>
-        <w:b w:val="0"/>
-        <w:color w:val="000000"/>
-        <w:sz w:val="20"/>
-      </w:rPr>
-      <w:instrText xml:space="preserve"> NUMPAGES </w:instrText>
-    </w:r>
-    <w:r>
-      <w:rPr>
-        <w:rFonts w:ascii="Times New Roman" w:hAnsi="Times New Roman" w:eastAsia="Times New Roman" w:cs="Times New Roman"/>
-        <w:b w:val="0"/>
-        <w:color w:val="000000"/>
-        <w:sz w:val="20"/>
-      </w:rPr>
-      <w:fldChar w:fldCharType="separate"/>
-    </w:r>
-    <w:r>
-      <w:rPr>
-        <w:rFonts w:ascii="Times New Roman" w:hAnsi="Times New Roman" w:eastAsia="Times New Roman" w:cs="Times New Roman"/>
-        <w:b w:val="0"/>
-        <w:color w:val="000000"/>
-        <w:sz w:val="20"/>
-      </w:rPr>
-      <w:t>1</w:t>
-    </w:r>
-    <w:r>
-      <w:rPr>
-        <w:rFonts w:ascii="Times New Roman" w:hAnsi="Times New Roman" w:eastAsia="Times New Roman" w:cs="Times New Roman"/>
-        <w:b w:val="0"/>
-        <w:color w:val="000000"/>
-        <w:sz w:val="20"/>
-      </w:rPr>
-      <w:fldChar w:fldCharType="end"/>
-    </w:r>
-    <w:r>
-      <w:rPr>
-        <w:rFonts w:ascii="Times New Roman" w:hAnsi="Times New Roman" w:eastAsia="Times New Roman" w:cs="Times New Roman"/>
-        <w:b w:val="0"/>
-        <w:color w:val="000000"/>
-        <w:sz w:val="20"/>
-      </w:rPr>
-      <w:t xml:space="preserve"> 页</w:t>
     </w:r>
   </w:p>
 </w:ftr>
@@ -11146,28 +11056,6 @@
     </w:p>
   </w:footnote>
 </w:footnotes>
-</file>
-
-<file path=word/header1.xml><?xml version="1.0" encoding="utf-8"?>
-<w:hdr xmlns:m="http://schemas.openxmlformats.org/officeDocument/2006/math" xmlns:mc="http://schemas.openxmlformats.org/markup-compatibility/2006" xmlns:mo="http://schemas.microsoft.com/office/mac/office/2008/main" xmlns:mv="urn:schemas-microsoft-com:mac:vml" xmlns:o="urn:schemas-microsoft-com:office:office" xmlns:r="http://schemas.openxmlformats.org/officeDocument/2006/relationships" xmlns:v="urn:schemas-microsoft-com:vml" xmlns:w10="urn:schemas-microsoft-com:office:word" xmlns:w14="http://schemas.microsoft.com/office/word/2010/wordml" xmlns:w="http://schemas.openxmlformats.org/wordprocessingml/2006/main" xmlns:wne="http://schemas.microsoft.com/office/word/2006/wordml" xmlns:wp14="http://schemas.microsoft.com/office/word/2010/wordprocessingDrawing" xmlns:wp="http://schemas.openxmlformats.org/drawingml/2006/wordprocessingDrawing" xmlns:wpc="http://schemas.microsoft.com/office/word/2010/wordprocessingCanvas" xmlns:wpg="http://schemas.microsoft.com/office/word/2010/wordprocessingGroup" xmlns:wpi="http://schemas.microsoft.com/office/word/2010/wordprocessingInk" xmlns:wps="http://schemas.microsoft.com/office/word/2010/wordprocessingShape" mc:Ignorable="w14 wp14">
-  <w:p>
-    <w:pPr>
-      <w:jc w:val="right"/>
-      <w:pBdr>
-        <w:bottom w:val="single" w:sz="4" w:space="2" w:color="000000"/>
-      </w:pBdr>
-    </w:pPr>
-    <w:r>
-      <w:rPr>
-        <w:rFonts w:ascii="Times New Roman" w:hAnsi="Times New Roman" w:eastAsia="Times New Roman" w:cs="Times New Roman"/>
-        <w:b w:val="0"/>
-        <w:color w:val="000000"/>
-        <w:sz w:val="18"/>
-      </w:rPr>
-      <w:t xml:space="preserve">第二轮习题集-元素与分析二</w:t>
-    </w:r>
-  </w:p>
-</w:hdr>
 </file>
 
 <file path=word/numbering.xml><?xml version="1.0" encoding="utf-8"?>
